--- a/documents/Курсовая.docx
+++ b/documents/Курсовая.docx
@@ -2340,7 +2340,7 @@
             <w:sz w:val="28"/>
             <w:szCs w:val="28"/>
           </w:rPr>
-          <w:t>27</w:t>
+          <w:t>26</w:t>
         </w:r>
         <w:r>
           <w:rPr>
@@ -2436,7 +2436,7 @@
             <w:sz w:val="28"/>
             <w:szCs w:val="28"/>
           </w:rPr>
-          <w:t>28</w:t>
+          <w:t>27</w:t>
         </w:r>
         <w:r>
           <w:rPr>
@@ -2620,7 +2620,7 @@
             <w:webHidden/>
             <w:szCs w:val="28"/>
           </w:rPr>
-          <w:t>30</w:t>
+          <w:t>29</w:t>
         </w:r>
         <w:r>
           <w:rPr>
@@ -2714,7 +2714,7 @@
             <w:sz w:val="28"/>
             <w:szCs w:val="28"/>
           </w:rPr>
-          <w:t>30</w:t>
+          <w:t>29</w:t>
         </w:r>
         <w:r>
           <w:rPr>
@@ -2809,7 +2809,7 @@
             <w:sz w:val="28"/>
             <w:szCs w:val="28"/>
           </w:rPr>
-          <w:t>31</w:t>
+          <w:t>30</w:t>
         </w:r>
         <w:r>
           <w:rPr>
@@ -2905,7 +2905,7 @@
             <w:sz w:val="28"/>
             <w:szCs w:val="28"/>
           </w:rPr>
-          <w:t>32</w:t>
+          <w:t>31</w:t>
         </w:r>
         <w:r>
           <w:rPr>
@@ -3001,7 +3001,7 @@
             <w:sz w:val="28"/>
             <w:szCs w:val="28"/>
           </w:rPr>
-          <w:t>32</w:t>
+          <w:t>31</w:t>
         </w:r>
         <w:r>
           <w:rPr>
@@ -3097,7 +3097,7 @@
             <w:sz w:val="28"/>
             <w:szCs w:val="28"/>
           </w:rPr>
-          <w:t>33</w:t>
+          <w:t>32</w:t>
         </w:r>
         <w:r>
           <w:rPr>
@@ -3193,7 +3193,7 @@
             <w:sz w:val="28"/>
             <w:szCs w:val="28"/>
           </w:rPr>
-          <w:t>35</w:t>
+          <w:t>34</w:t>
         </w:r>
         <w:r>
           <w:rPr>
@@ -3289,7 +3289,7 @@
             <w:sz w:val="28"/>
             <w:szCs w:val="28"/>
           </w:rPr>
-          <w:t>36</w:t>
+          <w:t>35</w:t>
         </w:r>
         <w:r>
           <w:rPr>
@@ -3385,7 +3385,7 @@
             <w:sz w:val="28"/>
             <w:szCs w:val="28"/>
           </w:rPr>
-          <w:t>37</w:t>
+          <w:t>36</w:t>
         </w:r>
         <w:r>
           <w:rPr>
@@ -3473,7 +3473,7 @@
             <w:webHidden/>
             <w:szCs w:val="28"/>
           </w:rPr>
-          <w:t>39</w:t>
+          <w:t>38</w:t>
         </w:r>
         <w:r>
           <w:rPr>
@@ -3560,7 +3560,7 @@
             <w:webHidden/>
             <w:szCs w:val="28"/>
           </w:rPr>
-          <w:t>40</w:t>
+          <w:t>39</w:t>
         </w:r>
         <w:r>
           <w:rPr>
@@ -4067,11 +4067,12 @@
       <w:r>
         <w:t xml:space="preserve"> </w:t>
       </w:r>
-      <w:proofErr w:type="spellStart"/>
-      <w:r>
-        <w:t>Chedule</w:t>
-      </w:r>
-      <w:proofErr w:type="spellEnd"/>
+      <w:r>
+        <w:rPr>
+          <w:lang w:val="en-US"/>
+        </w:rPr>
+        <w:t>Schedule</w:t>
+      </w:r>
       <w:r>
         <w:t xml:space="preserve">» (Computer Science </w:t>
       </w:r>
@@ -5289,14 +5290,12 @@
         </w:rPr>
         <w:t xml:space="preserve">CSF </w:t>
       </w:r>
-      <w:proofErr w:type="spellStart"/>
       <w:r>
         <w:rPr>
           <w:lang w:val="en-US"/>
         </w:rPr>
-        <w:t>Chedule</w:t>
-      </w:r>
-      <w:proofErr w:type="spellEnd"/>
+        <w:t>Schedule</w:t>
+      </w:r>
     </w:p>
     <w:p>
       <w:pPr>
@@ -5886,11 +5885,12 @@
             <w:r>
               <w:t xml:space="preserve">Google </w:t>
             </w:r>
-            <w:proofErr w:type="spellStart"/>
             <w:r>
+              <w:rPr>
+                <w:lang w:val="en-US"/>
+              </w:rPr>
               <w:t>Sheets</w:t>
             </w:r>
-            <w:proofErr w:type="spellEnd"/>
             <w:r>
               <w:t xml:space="preserve"> (мобильное приложение)</w:t>
             </w:r>
@@ -6108,16 +6108,18 @@
     <w:p>
       <w:pPr>
         <w:pStyle w:val="afff9"/>
+        <w:ind w:firstLine="0"/>
+        <w:jc w:val="center"/>
       </w:pPr>
       <w:r>
         <w:rPr>
           <w:noProof/>
         </w:rPr>
         <w:drawing>
-          <wp:inline distT="0" distB="0" distL="0" distR="0" wp14:anchorId="1EC0C61A" wp14:editId="496F5A2E">
-            <wp:extent cx="4816365" cy="6282358"/>
-            <wp:effectExtent l="0" t="0" r="3810" b="4445"/>
-            <wp:docPr id="1681992328" name="Рисунок 2"/>
+          <wp:inline distT="0" distB="0" distL="0" distR="0" wp14:anchorId="2D48C673" wp14:editId="5A51006C">
+            <wp:extent cx="5939790" cy="3901440"/>
+            <wp:effectExtent l="0" t="0" r="3810" b="3810"/>
+            <wp:docPr id="1971974058" name="Рисунок 6"/>
             <wp:cNvGraphicFramePr>
               <a:graphicFrameLocks xmlns:a="http://schemas.openxmlformats.org/drawingml/2006/main" noChangeAspect="1"/>
             </wp:cNvGraphicFramePr>
@@ -6125,12 +6127,12 @@
               <a:graphicData uri="http://schemas.openxmlformats.org/drawingml/2006/picture">
                 <pic:pic xmlns:pic="http://schemas.openxmlformats.org/drawingml/2006/picture">
                   <pic:nvPicPr>
-                    <pic:cNvPr id="0" name="Picture 3"/>
+                    <pic:cNvPr id="0" name="Picture 23"/>
                     <pic:cNvPicPr>
                       <a:picLocks noChangeAspect="1" noChangeArrowheads="1"/>
                     </pic:cNvPicPr>
                   </pic:nvPicPr>
-                  <pic:blipFill rotWithShape="1">
+                  <pic:blipFill>
                     <a:blip r:embed="rId12">
                       <a:extLst>
                         <a:ext uri="{28A0092B-C50C-407E-A947-70E740481C1C}">
@@ -6138,7 +6140,7 @@
                         </a:ext>
                       </a:extLst>
                     </a:blip>
-                    <a:srcRect t="3464"/>
+                    <a:srcRect/>
                     <a:stretch>
                       <a:fillRect/>
                     </a:stretch>
@@ -6146,7 +6148,7 @@
                   <pic:spPr bwMode="auto">
                     <a:xfrm>
                       <a:off x="0" y="0"/>
-                      <a:ext cx="4846271" cy="6321367"/>
+                      <a:ext cx="5939790" cy="3901440"/>
                     </a:xfrm>
                     <a:prstGeom prst="rect">
                       <a:avLst/>
@@ -6155,11 +6157,6 @@
                     <a:ln>
                       <a:noFill/>
                     </a:ln>
-                    <a:extLst>
-                      <a:ext uri="{53640926-AAD7-44D8-BBD7-CCE9431645EC}">
-                        <a14:shadowObscured xmlns:a14="http://schemas.microsoft.com/office/drawing/2010/main"/>
-                      </a:ext>
-                    </a:extLst>
                   </pic:spPr>
                 </pic:pic>
               </a:graphicData>
@@ -6170,6 +6167,13 @@
     </w:p>
     <w:p>
       <w:pPr>
+        <w:pStyle w:val="afff9"/>
+        <w:ind w:firstLine="0"/>
+        <w:jc w:val="center"/>
+      </w:pPr>
+    </w:p>
+    <w:p>
+      <w:pPr>
         <w:pStyle w:val="a7"/>
       </w:pPr>
       <w:r>
@@ -6181,7 +6185,6 @@
         <w:pStyle w:val="afff9"/>
       </w:pPr>
       <w:r>
-        <w:lastRenderedPageBreak/>
         <w:t>В системе предусмотрен один тип пользователя — «Студент / Преподаватель» (конечный пользователь приложения). Регистрация и авторизация не требуются: приложение работает локально без учётной записи, что упрощает начало использования и снижает порог входа для новых пользователей.</w:t>
       </w:r>
     </w:p>
@@ -6214,6 +6217,7 @@
         </w:numPr>
       </w:pPr>
       <w:r>
+        <w:lastRenderedPageBreak/>
         <w:t>просмотр списка сохранённых расписаний на главном экране;</w:t>
       </w:r>
     </w:p>
@@ -6356,6 +6360,8 @@
     <w:p>
       <w:pPr>
         <w:pStyle w:val="afff9"/>
+        <w:ind w:firstLine="0"/>
+        <w:jc w:val="center"/>
       </w:pPr>
       <w:r>
         <w:rPr>
@@ -7375,19 +7381,20 @@
     <w:p>
       <w:pPr>
         <w:pStyle w:val="afff9"/>
-        <w:ind w:firstLine="0"/>
         <w:jc w:val="center"/>
+        <w:rPr>
+          <w:lang w:val="en-US"/>
+        </w:rPr>
       </w:pPr>
       <w:r>
         <w:rPr>
           <w:noProof/>
         </w:rPr>
-        <w:lastRenderedPageBreak/>
         <w:drawing>
-          <wp:inline distT="0" distB="0" distL="0" distR="0" wp14:anchorId="6CFC8E56" wp14:editId="6CA04889">
-            <wp:extent cx="5147441" cy="8582013"/>
-            <wp:effectExtent l="0" t="0" r="0" b="0"/>
-            <wp:docPr id="314437190" name="Рисунок 4"/>
+          <wp:inline distT="0" distB="0" distL="0" distR="0" wp14:anchorId="329243A0" wp14:editId="468E52E6">
+            <wp:extent cx="5374005" cy="4873625"/>
+            <wp:effectExtent l="0" t="0" r="0" b="3175"/>
+            <wp:docPr id="2140631085" name="Рисунок 8"/>
             <wp:cNvGraphicFramePr>
               <a:graphicFrameLocks xmlns:a="http://schemas.openxmlformats.org/drawingml/2006/main" noChangeAspect="1"/>
             </wp:cNvGraphicFramePr>
@@ -7395,7 +7402,7 @@
               <a:graphicData uri="http://schemas.openxmlformats.org/drawingml/2006/picture">
                 <pic:pic xmlns:pic="http://schemas.openxmlformats.org/drawingml/2006/picture">
                   <pic:nvPicPr>
-                    <pic:cNvPr id="0" name="Picture 7"/>
+                    <pic:cNvPr id="0" name="Picture 30"/>
                     <pic:cNvPicPr>
                       <a:picLocks noChangeAspect="1" noChangeArrowheads="1"/>
                     </pic:cNvPicPr>
@@ -7416,7 +7423,7 @@
                   <pic:spPr bwMode="auto">
                     <a:xfrm>
                       <a:off x="0" y="0"/>
-                      <a:ext cx="5157934" cy="8599507"/>
+                      <a:ext cx="5374005" cy="4873625"/>
                     </a:xfrm>
                     <a:prstGeom prst="rect">
                       <a:avLst/>
@@ -7444,8 +7451,17 @@
     <w:p>
       <w:pPr>
         <w:pStyle w:val="a5"/>
+        <w:numPr>
+          <w:ilvl w:val="0"/>
+          <w:numId w:val="0"/>
+        </w:numPr>
       </w:pPr>
       <w:bookmarkStart w:id="23" w:name="_Toc231646028"/>
+    </w:p>
+    <w:p>
+      <w:pPr>
+        <w:pStyle w:val="a5"/>
+      </w:pPr>
       <w:r>
         <w:lastRenderedPageBreak/>
         <w:t>База данных</w:t>
@@ -7454,6 +7470,16 @@
     </w:p>
     <w:p>
       <w:pPr>
+        <w:pStyle w:val="a5"/>
+        <w:numPr>
+          <w:ilvl w:val="0"/>
+          <w:numId w:val="0"/>
+        </w:numPr>
+        <w:ind w:left="1225" w:hanging="505"/>
+      </w:pPr>
+    </w:p>
+    <w:p>
+      <w:pPr>
         <w:pStyle w:val="afff9"/>
       </w:pPr>
       <w:r>
@@ -7525,10 +7551,10 @@
           <w:noProof/>
         </w:rPr>
         <w:drawing>
-          <wp:inline distT="0" distB="0" distL="0" distR="0" wp14:anchorId="372F8922" wp14:editId="732DA073">
-            <wp:extent cx="5939790" cy="4468495"/>
-            <wp:effectExtent l="0" t="0" r="3810" b="8255"/>
-            <wp:docPr id="120471948" name="Рисунок 5"/>
+          <wp:inline distT="0" distB="0" distL="0" distR="0" wp14:anchorId="574C6E16" wp14:editId="6F06BCE0">
+            <wp:extent cx="5738648" cy="4723924"/>
+            <wp:effectExtent l="0" t="0" r="0" b="635"/>
+            <wp:docPr id="1495330680" name="Рисунок 1"/>
             <wp:cNvGraphicFramePr>
               <a:graphicFrameLocks xmlns:a="http://schemas.openxmlformats.org/drawingml/2006/main" noChangeAspect="1"/>
             </wp:cNvGraphicFramePr>
@@ -7536,7 +7562,7 @@
               <a:graphicData uri="http://schemas.openxmlformats.org/drawingml/2006/picture">
                 <pic:pic xmlns:pic="http://schemas.openxmlformats.org/drawingml/2006/picture">
                   <pic:nvPicPr>
-                    <pic:cNvPr id="0" name="Picture 9"/>
+                    <pic:cNvPr id="0" name="Picture 1"/>
                     <pic:cNvPicPr>
                       <a:picLocks noChangeAspect="1" noChangeArrowheads="1"/>
                     </pic:cNvPicPr>
@@ -7557,7 +7583,7 @@
                   <pic:spPr bwMode="auto">
                     <a:xfrm>
                       <a:off x="0" y="0"/>
-                      <a:ext cx="5939790" cy="4468495"/>
+                      <a:ext cx="5745646" cy="4729684"/>
                     </a:xfrm>
                     <a:prstGeom prst="rect">
                       <a:avLst/>
@@ -7576,6 +7602,13 @@
     </w:p>
     <w:p>
       <w:pPr>
+        <w:pStyle w:val="afff9"/>
+        <w:ind w:firstLine="0"/>
+        <w:jc w:val="center"/>
+      </w:pPr>
+    </w:p>
+    <w:p>
+      <w:pPr>
         <w:pStyle w:val="a7"/>
       </w:pPr>
       <w:r>
@@ -7720,11 +7753,8 @@
         <w:pStyle w:val="afff9"/>
       </w:pPr>
       <w:r>
-        <w:t xml:space="preserve">Семестры, дни недели, пары, преподаватели, аудитории, группы и занятия заполняются при импорте и перезаписываются при каждом обновлении. </w:t>
-      </w:r>
-      <w:r>
         <w:lastRenderedPageBreak/>
-        <w:t xml:space="preserve">Таблица </w:t>
+        <w:t xml:space="preserve">Семестры, дни недели, пары, преподаватели, аудитории, группы и занятия заполняются при импорте и перезаписываются при каждом обновлении. Таблица </w:t>
       </w:r>
       <w:proofErr w:type="spellStart"/>
       <w:r>
@@ -7803,6 +7833,16 @@
         <w:t>Клиентская часть приложения</w:t>
       </w:r>
       <w:bookmarkEnd w:id="24"/>
+    </w:p>
+    <w:p>
+      <w:pPr>
+        <w:pStyle w:val="a5"/>
+        <w:numPr>
+          <w:ilvl w:val="0"/>
+          <w:numId w:val="0"/>
+        </w:numPr>
+        <w:ind w:left="1225" w:hanging="505"/>
+      </w:pPr>
     </w:p>
     <w:p>
       <w:pPr>
@@ -8242,16 +8282,26 @@
       </w:pPr>
       <w:bookmarkStart w:id="25" w:name="_Toc231646030"/>
       <w:r>
+        <w:lastRenderedPageBreak/>
         <w:t>Взаимодействие клиент-сервер</w:t>
       </w:r>
       <w:bookmarkEnd w:id="25"/>
     </w:p>
     <w:p>
       <w:pPr>
-        <w:pStyle w:val="afff9"/>
-      </w:pPr>
-      <w:r>
-        <w:lastRenderedPageBreak/>
+        <w:pStyle w:val="a5"/>
+        <w:numPr>
+          <w:ilvl w:val="0"/>
+          <w:numId w:val="0"/>
+        </w:numPr>
+        <w:ind w:left="1225" w:hanging="505"/>
+      </w:pPr>
+    </w:p>
+    <w:p>
+      <w:pPr>
+        <w:pStyle w:val="afff9"/>
+      </w:pPr>
+      <w:r>
         <w:t xml:space="preserve">Обращения к внешним ресурсам инициируют и клиентский модуль, и блок импорта по протоколу HTTP. Запросы уходят в фоновые </w:t>
       </w:r>
       <w:proofErr w:type="spellStart"/>
@@ -8609,7 +8659,25 @@
         <w:rPr>
           <w:lang w:val="en-US"/>
         </w:rPr>
-        <w:t>force: Boolean):</w:t>
+        <w:t>force</w:t>
+      </w:r>
+      <w:r>
+        <w:rPr>
+          <w:lang w:val="en-US"/>
+        </w:rPr>
+        <w:t xml:space="preserve">: </w:t>
+      </w:r>
+      <w:r>
+        <w:rPr>
+          <w:lang w:val="en-US"/>
+        </w:rPr>
+        <w:t>Boolean</w:t>
+      </w:r>
+      <w:r>
+        <w:rPr>
+          <w:lang w:val="en-US"/>
+        </w:rPr>
+        <w:t>):</w:t>
       </w:r>
     </w:p>
     <w:p>
@@ -9779,8 +9847,17 @@
     <w:p>
       <w:pPr>
         <w:pStyle w:val="a5"/>
+        <w:numPr>
+          <w:ilvl w:val="0"/>
+          <w:numId w:val="0"/>
+        </w:numPr>
       </w:pPr>
       <w:bookmarkStart w:id="33" w:name="_Toc231646038"/>
+    </w:p>
+    <w:p>
+      <w:pPr>
+        <w:pStyle w:val="a5"/>
+      </w:pPr>
       <w:r>
         <w:t>Боковое меню</w:t>
       </w:r>
@@ -9814,6 +9891,7 @@
       </w:r>
       <w:proofErr w:type="spellStart"/>
       <w:r>
+        <w:lastRenderedPageBreak/>
         <w:t>ThemePreferencesRepository</w:t>
       </w:r>
       <w:proofErr w:type="spellEnd"/>
@@ -9837,6 +9915,7 @@
     <w:p>
       <w:pPr>
         <w:pStyle w:val="afff9"/>
+        <w:jc w:val="center"/>
       </w:pPr>
       <w:r>
         <w:rPr>
@@ -9964,7 +10043,6 @@
         <w:rPr>
           <w:noProof/>
         </w:rPr>
-        <w:lastRenderedPageBreak/>
         <w:drawing>
           <wp:inline distT="0" distB="0" distL="0" distR="0" wp14:anchorId="73487ADE" wp14:editId="6DD37801">
             <wp:extent cx="3188671" cy="6479628"/>
@@ -15090,6 +15168,7 @@
   <w:style w:type="character" w:default="1" w:styleId="ac">
     <w:name w:val="Default Paragraph Font"/>
     <w:uiPriority w:val="1"/>
+    <w:semiHidden/>
     <w:unhideWhenUsed/>
   </w:style>
   <w:style w:type="table" w:default="1" w:styleId="ad">
